--- a/content/Bios/William_Bill_Fanning.docx
+++ b/content/Bios/William_Bill_Fanning.docx
@@ -1,258 +1,8 @@
 
 <file path=word/document.xml><?xml version="1.0" encoding="utf-8"?>
-<w:document xmlns:w14="http://schemas.microsoft.com/office/word/2010/wordml" xmlns:wp14="http://schemas.microsoft.com/office/word/2010/wordprocessingDrawing" xmlns:w="http://schemas.openxmlformats.org/wordprocessingml/2006/main" xmlns:m="http://schemas.openxmlformats.org/officeDocument/2006/math" xmlns:r="http://schemas.openxmlformats.org/officeDocument/2006/relationships" xmlns:o="urn:schemas-microsoft-com:office:office" xmlns:v="urn:schemas-microsoft-com:vml" xmlns:w10="urn:schemas-microsoft-com:office:word" xmlns:a="http://schemas.openxmlformats.org/drawingml/2006/main" xmlns:pic="http://schemas.openxmlformats.org/drawingml/2006/picture" xmlns:wp="http://schemas.openxmlformats.org/drawingml/2006/wordprocessingDrawing" xmlns:mc="http://schemas.openxmlformats.org/markup-compatibility/2006" mc:Ignorable="w14 wp14">
+<w:document xmlns:ns1="http://schemas.openxmlformats.org/markup-compatibility/2006" xmlns:ns2="http://schemas.microsoft.com/office/word/2010/wordml" xmlns:w="http://schemas.openxmlformats.org/wordprocessingml/2006/main" ns1:Ignorable="w14 wp14">
   <w:body>
-    <w:p xmlns:wp14="http://schemas.microsoft.com/office/word/2010/wordml" wp14:textId="77777777">
-      <w:pPr>
-        <w:pStyle w:val="FirstParagraph"/>
-      </w:pPr>
-      <w:r>
-        <w:rPr>
-          <w:b/>
-          <w:bCs/>
-        </w:rPr>
-        <w:t xml:space="preserve">William</w:t>
-      </w:r>
-      <w:r>
-        <w:rPr>
-          <w:b/>
-          <w:bCs/>
-        </w:rPr>
-        <w:t xml:space="preserve"> </w:t>
-      </w:r>
-      <w:r>
-        <w:rPr>
-          <w:b/>
-          <w:bCs/>
-        </w:rPr>
-        <w:t xml:space="preserve">“Bill”</w:t>
-      </w:r>
-      <w:r>
-        <w:rPr>
-          <w:b/>
-          <w:bCs/>
-        </w:rPr>
-        <w:t xml:space="preserve"> </w:t>
-      </w:r>
-      <w:r>
-        <w:rPr>
-          <w:b/>
-          <w:bCs/>
-        </w:rPr>
-        <w:t xml:space="preserve">Fanning – Grand Junction</w:t>
-      </w:r>
-    </w:p>
-    <w:p xmlns:wp14="http://schemas.microsoft.com/office/word/2010/wordml" wp14:textId="77777777">
-      <w:pPr>
-        <w:pStyle w:val="BodyText"/>
-      </w:pPr>
-      <w:r>
-        <w:t xml:space="preserve">A legendary figure in Western Slope athletics, William “Bill” Fanning made a lasting impact as both a coach and official during his decades-long career in Colorado high school sports.</w:t>
-      </w:r>
-    </w:p>
-    <w:p xmlns:wp14="http://schemas.microsoft.com/office/word/2010/wordml" wp14:textId="77777777">
-      <w:pPr>
-        <w:pStyle w:val="BodyText"/>
-      </w:pPr>
-      <w:r>
-        <w:t xml:space="preserve">Bill arrived in Grand Junction in 1954 to play for the Grand Junction Eagles semipro baseball team. Shortly after, he was appointed as a teacher and the head baseball coach at Grand Junction High School. His coaching tenure was marked by remarkable success, culminating in</w:t>
-      </w:r>
-      <w:r>
-        <w:t xml:space="preserve"> </w:t>
-      </w:r>
-      <w:r>
-        <w:rPr>
-          <w:b/>
-          <w:bCs/>
-        </w:rPr>
-        <w:t xml:space="preserve">three state championships</w:t>
-      </w:r>
-      <w:r>
-        <w:t xml:space="preserve"> </w:t>
-      </w:r>
-      <w:r>
-        <w:t xml:space="preserve">and</w:t>
-      </w:r>
-      <w:r>
-        <w:t xml:space="preserve"> </w:t>
-      </w:r>
-      <w:r>
-        <w:rPr>
-          <w:b/>
-          <w:bCs/>
-        </w:rPr>
-        <w:t xml:space="preserve">six state runner-up finishes</w:t>
-      </w:r>
-      <w:r>
-        <w:t xml:space="preserve">.</w:t>
-      </w:r>
-    </w:p>
-    <w:p xmlns:wp14="http://schemas.microsoft.com/office/word/2010/wordml" wp14:textId="77777777">
-      <w:pPr>
-        <w:pStyle w:val="BodyText"/>
-      </w:pPr>
-      <w:r>
-        <w:t xml:space="preserve">From 1956 to 1995, Bill also distinguished himself as a multi-sport official, refereeing</w:t>
-      </w:r>
-      <w:r>
-        <w:t xml:space="preserve"> </w:t>
-      </w:r>
-      <w:r>
-        <w:rPr>
-          <w:b/>
-          <w:bCs/>
-        </w:rPr>
-        <w:t xml:space="preserve">baseball, basketball, football, and softball</w:t>
-      </w:r>
-      <w:r>
-        <w:t xml:space="preserve"> </w:t>
-      </w:r>
-      <w:r>
-        <w:t xml:space="preserve">across the Western Slope. His officiating career included a historic moment in 1958 when he umpired the</w:t>
-      </w:r>
-      <w:r>
-        <w:t xml:space="preserve"> </w:t>
-      </w:r>
-      <w:r>
-        <w:rPr>
-          <w:b/>
-          <w:bCs/>
-        </w:rPr>
-        <w:t xml:space="preserve">very first National Junior College World Series (JUCO)</w:t>
-      </w:r>
-      <w:r>
-        <w:t xml:space="preserve"> </w:t>
-      </w:r>
-      <w:r>
-        <w:t xml:space="preserve">in Grand Junction. He continued working JUCO games for fifteen consecutive years—longer than any of his peers from that inaugural crew.</w:t>
-      </w:r>
-    </w:p>
-    <w:p xmlns:wp14="http://schemas.microsoft.com/office/word/2010/wordml" wp14:textId="77777777">
-      <w:pPr>
-        <w:pStyle w:val="BodyText"/>
-      </w:pPr>
-      <w:r>
-        <w:t xml:space="preserve">Bill’s contributions were not limited to the field and court. Following his officiating career, he served as a well-known voice in the community as a</w:t>
-      </w:r>
-      <w:r>
-        <w:t xml:space="preserve"> </w:t>
-      </w:r>
-      <w:r>
-        <w:rPr>
-          <w:b/>
-          <w:bCs/>
-        </w:rPr>
-        <w:t xml:space="preserve">radio announcer for KREX</w:t>
-      </w:r>
-      <w:r>
-        <w:t xml:space="preserve"> </w:t>
-      </w:r>
-      <w:r>
-        <w:t xml:space="preserve">for over a decade.</w:t>
-      </w:r>
-    </w:p>
-    <w:p xmlns:wp14="http://schemas.microsoft.com/office/word/2010/wordml" wp14:textId="77777777">
-      <w:pPr>
-        <w:pStyle w:val="BodyText"/>
-      </w:pPr>
-      <w:r>
-        <w:t xml:space="preserve">His dedication to student-athletes and high school sports has been recognized through numerous accolades, including induction into the:</w:t>
-      </w:r>
-      <w:r>
-        <w:t xml:space="preserve"> </w:t>
-      </w:r>
-      <w:r>
-        <w:t xml:space="preserve">-</w:t>
-      </w:r>
-      <w:r>
-        <w:t xml:space="preserve"> </w:t>
-      </w:r>
-      <w:r>
-        <w:rPr>
-          <w:b/>
-          <w:bCs/>
-        </w:rPr>
-        <w:t xml:space="preserve">Colorado High School Athletic American Hall of Fame</w:t>
-      </w:r>
-      <w:r>
-        <w:t xml:space="preserve"> </w:t>
-      </w:r>
-      <w:r>
-        <w:t xml:space="preserve">-</w:t>
-      </w:r>
-      <w:r>
-        <w:t xml:space="preserve"> </w:t>
-      </w:r>
-      <w:r>
-        <w:rPr>
-          <w:b/>
-          <w:bCs/>
-        </w:rPr>
-        <w:t xml:space="preserve">Colorado Coaches Sports Hall of Fame</w:t>
-      </w:r>
-      <w:r>
-        <w:t xml:space="preserve"> </w:t>
-      </w:r>
-      <w:r>
-        <w:t xml:space="preserve">-</w:t>
-      </w:r>
-      <w:r>
-        <w:t xml:space="preserve"> </w:t>
-      </w:r>
-      <w:r>
-        <w:rPr>
-          <w:b/>
-          <w:bCs/>
-        </w:rPr>
-        <w:t xml:space="preserve">National High School Sports Hall of Fame</w:t>
-      </w:r>
-    </w:p>
-    <w:p xmlns:wp14="http://schemas.microsoft.com/office/word/2010/wordml" wp14:textId="77777777">
-      <w:pPr>
-        <w:pStyle w:val="BodyText"/>
-      </w:pPr>
-      <w:r>
-        <w:rPr/>
-        <w:t>In recognition of his enduring legacy, the</w:t>
-      </w:r>
-      <w:r>
-        <w:rPr/>
-        <w:t xml:space="preserve"> </w:t>
-      </w:r>
-      <w:r>
-        <w:rPr>
-          <w:b w:val="1"/>
-          <w:bCs w:val="1"/>
-        </w:rPr>
-        <w:t>practice field at Grand Junction High School</w:t>
-      </w:r>
-      <w:r>
-        <w:rPr/>
-        <w:t xml:space="preserve"> </w:t>
-      </w:r>
-      <w:r>
-        <w:rPr/>
-        <w:t>proudly bears his name.</w:t>
-      </w:r>
-    </w:p>
-    <w:p>
-      <w:pPr>
-        <w:pStyle w:val="BodyText"/>
-      </w:pPr>
-    </w:p>
-    <w:p>
-      <w:pPr>
-        <w:pStyle w:val="Title"/>
-      </w:pPr>
-      <w:r>
-        <w:rPr>
-          <w:noProof w:val="0"/>
-          <w:lang w:val="en-US"/>
-        </w:rPr>
-        <w:t>Revised Biography: William “Bill” Fanning</w:t>
-      </w:r>
-    </w:p>
-    <w:p>
+    <w:p ns2:paraId="2BDA3956" ns2:textId="0FCD3C46">
       <w:pPr>
         <w:pStyle w:val="Subtitle"/>
         <w:rPr/>
@@ -265,7 +15,7 @@
         <w:t>Hall of Fame Inductee – Grand Junction</w:t>
       </w:r>
     </w:p>
-    <w:p>
+    <w:p ns2:paraId="39C0DBAD" ns2:textId="109292BA">
       <w:pPr>
         <w:spacing w:before="0" w:beforeAutospacing="off" w:after="0" w:afterAutospacing="off" w:line="300" w:lineRule="auto"/>
         <w:rPr>
@@ -295,7 +45,7 @@
         <w:t>William “Bill” Fanning stands as a legendary figure in Western Slope athletics, leaving a lasting mark as a coach, official, and community voice throughout his decades-long career in Colorado high school sports.</w:t>
       </w:r>
     </w:p>
-    <w:p>
+    <w:p ns2:paraId="41CF9052" ns2:textId="643C6C1F">
       <w:pPr>
         <w:spacing w:before="0" w:beforeAutospacing="off" w:after="0" w:afterAutospacing="off" w:line="300" w:lineRule="auto"/>
         <w:rPr>
@@ -409,7 +159,7 @@
         <w:t xml:space="preserve"> as a teacher and head baseball coach. His coaching tenure produced remarkable success, including three state championships and six state runner-up finishes.</w:t>
       </w:r>
     </w:p>
-    <w:p>
+    <w:p ns2:paraId="2A08771D" ns2:textId="3FD70575">
       <w:pPr>
         <w:spacing w:before="0" w:beforeAutospacing="off" w:after="0" w:afterAutospacing="off" w:line="300" w:lineRule="auto"/>
         <w:rPr>
@@ -537,7 +287,7 @@
         <w:t xml:space="preserve"> the event for fifteen consecutive years—longer than any official from that first crew.</w:t>
       </w:r>
     </w:p>
-    <w:p>
+    <w:p ns2:paraId="1DEC1543" ns2:textId="615767A9">
       <w:pPr>
         <w:spacing w:before="0" w:beforeAutospacing="off" w:after="0" w:afterAutospacing="off" w:line="300" w:lineRule="auto"/>
         <w:rPr>
@@ -595,7 +345,7 @@
         <w:t xml:space="preserve"> for more than a decade.</w:t>
       </w:r>
     </w:p>
-    <w:p>
+    <w:p ns2:paraId="2C17A29B" ns2:textId="162433A7">
       <w:pPr>
         <w:spacing w:before="0" w:beforeAutospacing="off" w:after="0" w:afterAutospacing="off" w:line="300" w:lineRule="auto"/>
         <w:rPr>
@@ -737,7 +487,7 @@
         <w:t>, where the practice field proudly bears his name.</w:t>
       </w:r>
     </w:p>
-    <w:p>
+    <w:p ns2:paraId="1FB4BB77" ns2:textId="5E85976B">
       <w:pPr>
         <w:pStyle w:val="BodyText"/>
       </w:pPr>
